--- a/klagomål/A 56866-2025 FSC-klagomål.docx
+++ b/klagomål/A 56866-2025 FSC-klagomål.docx
@@ -691,7 +691,7 @@
     <w:r>
       <w:tab/>
       <w:tab/>
-      <w:t>2025-11-20</w:t>
+      <w:t>2025-11-21</w:t>
       <w:br/>
       <w:br/>
     </w:r>

--- a/klagomål/A 56866-2025 FSC-klagomål.docx
+++ b/klagomål/A 56866-2025 FSC-klagomål.docx
@@ -691,7 +691,7 @@
     <w:r>
       <w:tab/>
       <w:tab/>
-      <w:t>2025-11-21</w:t>
+      <w:t>2025-11-22</w:t>
       <w:br/>
       <w:br/>
     </w:r>

--- a/klagomål/A 56866-2025 FSC-klagomål.docx
+++ b/klagomål/A 56866-2025 FSC-klagomål.docx
@@ -691,7 +691,7 @@
     <w:r>
       <w:tab/>
       <w:tab/>
-      <w:t>2025-11-22</w:t>
+      <w:t>2025-11-23</w:t>
       <w:br/>
       <w:br/>
     </w:r>

--- a/klagomål/A 56866-2025 FSC-klagomål.docx
+++ b/klagomål/A 56866-2025 FSC-klagomål.docx
@@ -691,7 +691,7 @@
     <w:r>
       <w:tab/>
       <w:tab/>
-      <w:t>2025-11-23</w:t>
+      <w:t>2025-11-24</w:t>
       <w:br/>
       <w:br/>
     </w:r>

--- a/klagomål/A 56866-2025 FSC-klagomål.docx
+++ b/klagomål/A 56866-2025 FSC-klagomål.docx
@@ -691,7 +691,7 @@
     <w:r>
       <w:tab/>
       <w:tab/>
-      <w:t>2025-11-24</w:t>
+      <w:t>2025-11-25</w:t>
       <w:br/>
       <w:br/>
     </w:r>

--- a/klagomål/A 56866-2025 FSC-klagomål.docx
+++ b/klagomål/A 56866-2025 FSC-klagomål.docx
@@ -691,7 +691,7 @@
     <w:r>
       <w:tab/>
       <w:tab/>
-      <w:t>2025-11-25</w:t>
+      <w:t>2025-11-26</w:t>
       <w:br/>
       <w:br/>
     </w:r>

--- a/klagomål/A 56866-2025 FSC-klagomål.docx
+++ b/klagomål/A 56866-2025 FSC-klagomål.docx
@@ -691,7 +691,7 @@
     <w:r>
       <w:tab/>
       <w:tab/>
-      <w:t>2025-11-26</w:t>
+      <w:t>2025-11-27</w:t>
       <w:br/>
       <w:br/>
     </w:r>

--- a/klagomål/A 56866-2025 FSC-klagomål.docx
+++ b/klagomål/A 56866-2025 FSC-klagomål.docx
@@ -691,7 +691,7 @@
     <w:r>
       <w:tab/>
       <w:tab/>
-      <w:t>2025-11-27</w:t>
+      <w:t>2025-11-28</w:t>
       <w:br/>
       <w:br/>
     </w:r>

--- a/klagomål/A 56866-2025 FSC-klagomål.docx
+++ b/klagomål/A 56866-2025 FSC-klagomål.docx
@@ -691,7 +691,7 @@
     <w:r>
       <w:tab/>
       <w:tab/>
-      <w:t>2025-11-28</w:t>
+      <w:t>2025-11-29</w:t>
       <w:br/>
       <w:br/>
     </w:r>

--- a/klagomål/A 56866-2025 FSC-klagomål.docx
+++ b/klagomål/A 56866-2025 FSC-klagomål.docx
@@ -691,7 +691,7 @@
     <w:r>
       <w:tab/>
       <w:tab/>
-      <w:t>2025-11-29</w:t>
+      <w:t>2025-11-30</w:t>
       <w:br/>
       <w:br/>
     </w:r>

--- a/klagomål/A 56866-2025 FSC-klagomål.docx
+++ b/klagomål/A 56866-2025 FSC-klagomål.docx
@@ -691,7 +691,7 @@
     <w:r>
       <w:tab/>
       <w:tab/>
-      <w:t>2025-11-30</w:t>
+      <w:t>2025-12-01</w:t>
       <w:br/>
       <w:br/>
     </w:r>

--- a/klagomål/A 56866-2025 FSC-klagomål.docx
+++ b/klagomål/A 56866-2025 FSC-klagomål.docx
@@ -691,7 +691,7 @@
     <w:r>
       <w:tab/>
       <w:tab/>
-      <w:t>2025-12-01</w:t>
+      <w:t>2025-12-02</w:t>
       <w:br/>
       <w:br/>
     </w:r>

--- a/klagomål/A 56866-2025 FSC-klagomål.docx
+++ b/klagomål/A 56866-2025 FSC-klagomål.docx
@@ -691,7 +691,7 @@
     <w:r>
       <w:tab/>
       <w:tab/>
-      <w:t>2025-12-02</w:t>
+      <w:t>2025-12-03</w:t>
       <w:br/>
       <w:br/>
     </w:r>

--- a/klagomål/A 56866-2025 FSC-klagomål.docx
+++ b/klagomål/A 56866-2025 FSC-klagomål.docx
@@ -691,7 +691,7 @@
     <w:r>
       <w:tab/>
       <w:tab/>
-      <w:t>2025-12-03</w:t>
+      <w:t>2025-12-04</w:t>
       <w:br/>
       <w:br/>
     </w:r>

--- a/klagomål/A 56866-2025 FSC-klagomål.docx
+++ b/klagomål/A 56866-2025 FSC-klagomål.docx
@@ -691,7 +691,7 @@
     <w:r>
       <w:tab/>
       <w:tab/>
-      <w:t>2025-12-04</w:t>
+      <w:t>2025-12-05</w:t>
       <w:br/>
       <w:br/>
     </w:r>

--- a/klagomål/A 56866-2025 FSC-klagomål.docx
+++ b/klagomål/A 56866-2025 FSC-klagomål.docx
@@ -691,7 +691,7 @@
     <w:r>
       <w:tab/>
       <w:tab/>
-      <w:t>2025-12-05</w:t>
+      <w:t>2025-12-06</w:t>
       <w:br/>
       <w:br/>
     </w:r>

--- a/klagomål/A 56866-2025 FSC-klagomål.docx
+++ b/klagomål/A 56866-2025 FSC-klagomål.docx
@@ -691,7 +691,7 @@
     <w:r>
       <w:tab/>
       <w:tab/>
-      <w:t>2025-12-06</w:t>
+      <w:t>2025-12-07</w:t>
       <w:br/>
       <w:br/>
     </w:r>

--- a/klagomål/A 56866-2025 FSC-klagomål.docx
+++ b/klagomål/A 56866-2025 FSC-klagomål.docx
@@ -691,7 +691,7 @@
     <w:r>
       <w:tab/>
       <w:tab/>
-      <w:t>2025-12-07</w:t>
+      <w:t>2025-12-08</w:t>
       <w:br/>
       <w:br/>
     </w:r>

--- a/klagomål/A 56866-2025 FSC-klagomål.docx
+++ b/klagomål/A 56866-2025 FSC-klagomål.docx
@@ -691,7 +691,7 @@
     <w:r>
       <w:tab/>
       <w:tab/>
-      <w:t>2025-12-08</w:t>
+      <w:t>2025-12-09</w:t>
       <w:br/>
       <w:br/>
     </w:r>

--- a/klagomål/A 56866-2025 FSC-klagomål.docx
+++ b/klagomål/A 56866-2025 FSC-klagomål.docx
@@ -691,7 +691,7 @@
     <w:r>
       <w:tab/>
       <w:tab/>
-      <w:t>2025-12-09</w:t>
+      <w:t>2025-12-10</w:t>
       <w:br/>
       <w:br/>
     </w:r>

--- a/klagomål/A 56866-2025 FSC-klagomål.docx
+++ b/klagomål/A 56866-2025 FSC-klagomål.docx
@@ -691,7 +691,7 @@
     <w:r>
       <w:tab/>
       <w:tab/>
-      <w:t>2025-12-10</w:t>
+      <w:t>2025-12-11</w:t>
       <w:br/>
       <w:br/>
     </w:r>

--- a/klagomål/A 56866-2025 FSC-klagomål.docx
+++ b/klagomål/A 56866-2025 FSC-klagomål.docx
@@ -691,7 +691,7 @@
     <w:r>
       <w:tab/>
       <w:tab/>
-      <w:t>2025-12-11</w:t>
+      <w:t>2025-12-12</w:t>
       <w:br/>
       <w:br/>
     </w:r>

--- a/klagomål/A 56866-2025 FSC-klagomål.docx
+++ b/klagomål/A 56866-2025 FSC-klagomål.docx
@@ -691,7 +691,7 @@
     <w:r>
       <w:tab/>
       <w:tab/>
-      <w:t>2025-12-12</w:t>
+      <w:t>2025-12-13</w:t>
       <w:br/>
       <w:br/>
     </w:r>

--- a/klagomål/A 56866-2025 FSC-klagomål.docx
+++ b/klagomål/A 56866-2025 FSC-klagomål.docx
@@ -691,7 +691,7 @@
     <w:r>
       <w:tab/>
       <w:tab/>
-      <w:t>2025-12-19</w:t>
+      <w:t>2025-12-20</w:t>
       <w:br/>
       <w:br/>
     </w:r>

--- a/klagomål/A 56866-2025 FSC-klagomål.docx
+++ b/klagomål/A 56866-2025 FSC-klagomål.docx
@@ -691,7 +691,7 @@
     <w:r>
       <w:tab/>
       <w:tab/>
-      <w:t>2025-12-20</w:t>
+      <w:t>2025-12-21</w:t>
       <w:br/>
       <w:br/>
     </w:r>

--- a/klagomål/A 56866-2025 FSC-klagomål.docx
+++ b/klagomål/A 56866-2025 FSC-klagomål.docx
@@ -691,7 +691,7 @@
     <w:r>
       <w:tab/>
       <w:tab/>
-      <w:t>2025-12-21</w:t>
+      <w:t>2025-12-22</w:t>
       <w:br/>
       <w:br/>
     </w:r>

--- a/klagomål/A 56866-2025 FSC-klagomål.docx
+++ b/klagomål/A 56866-2025 FSC-klagomål.docx
@@ -691,7 +691,7 @@
     <w:r>
       <w:tab/>
       <w:tab/>
-      <w:t>2025-12-22</w:t>
+      <w:t>2025-12-26</w:t>
       <w:br/>
       <w:br/>
     </w:r>

--- a/klagomål/A 56866-2025 FSC-klagomål.docx
+++ b/klagomål/A 56866-2025 FSC-klagomål.docx
@@ -691,7 +691,7 @@
     <w:r>
       <w:tab/>
       <w:tab/>
-      <w:t>2025-12-26</w:t>
+      <w:t>2025-12-28</w:t>
       <w:br/>
       <w:br/>
     </w:r>

--- a/klagomål/A 56866-2025 FSC-klagomål.docx
+++ b/klagomål/A 56866-2025 FSC-klagomål.docx
@@ -691,7 +691,7 @@
     <w:r>
       <w:tab/>
       <w:tab/>
-      <w:t>2025-12-28</w:t>
+      <w:t>2025-12-29</w:t>
       <w:br/>
       <w:br/>
     </w:r>

--- a/klagomål/A 56866-2025 FSC-klagomål.docx
+++ b/klagomål/A 56866-2025 FSC-klagomål.docx
@@ -691,7 +691,7 @@
     <w:r>
       <w:tab/>
       <w:tab/>
-      <w:t>2025-12-29</w:t>
+      <w:t>2025-12-30</w:t>
       <w:br/>
       <w:br/>
     </w:r>

--- a/klagomål/A 56866-2025 FSC-klagomål.docx
+++ b/klagomål/A 56866-2025 FSC-klagomål.docx
@@ -691,7 +691,7 @@
     <w:r>
       <w:tab/>
       <w:tab/>
-      <w:t>2025-12-30</w:t>
+      <w:t>2025-12-31</w:t>
       <w:br/>
       <w:br/>
     </w:r>

--- a/klagomål/A 56866-2025 FSC-klagomål.docx
+++ b/klagomål/A 56866-2025 FSC-klagomål.docx
@@ -691,7 +691,7 @@
     <w:r>
       <w:tab/>
       <w:tab/>
-      <w:t>2025-12-31</w:t>
+      <w:t>2026-01-03</w:t>
       <w:br/>
       <w:br/>
     </w:r>

--- a/klagomål/A 56866-2025 FSC-klagomål.docx
+++ b/klagomål/A 56866-2025 FSC-klagomål.docx
@@ -691,7 +691,7 @@
     <w:r>
       <w:tab/>
       <w:tab/>
-      <w:t>2026-01-07</w:t>
+      <w:t>2026-01-08</w:t>
       <w:br/>
       <w:br/>
     </w:r>

--- a/klagomål/A 56866-2025 FSC-klagomål.docx
+++ b/klagomål/A 56866-2025 FSC-klagomål.docx
@@ -691,7 +691,7 @@
     <w:r>
       <w:tab/>
       <w:tab/>
-      <w:t>2026-01-08</w:t>
+      <w:t>2026-01-09</w:t>
       <w:br/>
       <w:br/>
     </w:r>

--- a/klagomål/A 56866-2025 FSC-klagomål.docx
+++ b/klagomål/A 56866-2025 FSC-klagomål.docx
@@ -691,7 +691,7 @@
     <w:r>
       <w:tab/>
       <w:tab/>
-      <w:t>2026-01-09</w:t>
+      <w:t>2026-01-10</w:t>
       <w:br/>
       <w:br/>
     </w:r>

--- a/klagomål/A 56866-2025 FSC-klagomål.docx
+++ b/klagomål/A 56866-2025 FSC-klagomål.docx
@@ -691,7 +691,7 @@
     <w:r>
       <w:tab/>
       <w:tab/>
-      <w:t>2026-01-10</w:t>
+      <w:t>2026-01-11</w:t>
       <w:br/>
       <w:br/>
     </w:r>

--- a/klagomål/A 56866-2025 FSC-klagomål.docx
+++ b/klagomål/A 56866-2025 FSC-klagomål.docx
@@ -691,7 +691,7 @@
     <w:r>
       <w:tab/>
       <w:tab/>
-      <w:t>2026-01-11</w:t>
+      <w:t>2026-01-12</w:t>
       <w:br/>
       <w:br/>
     </w:r>

--- a/klagomål/A 56866-2025 FSC-klagomål.docx
+++ b/klagomål/A 56866-2025 FSC-klagomål.docx
@@ -691,7 +691,7 @@
     <w:r>
       <w:tab/>
       <w:tab/>
-      <w:t>2026-01-12</w:t>
+      <w:t>2026-01-13</w:t>
       <w:br/>
       <w:br/>
     </w:r>

--- a/klagomål/A 56866-2025 FSC-klagomål.docx
+++ b/klagomål/A 56866-2025 FSC-klagomål.docx
@@ -691,7 +691,7 @@
     <w:r>
       <w:tab/>
       <w:tab/>
-      <w:t>2026-01-13</w:t>
+      <w:t>2026-01-14</w:t>
       <w:br/>
       <w:br/>
     </w:r>

--- a/klagomål/A 56866-2025 FSC-klagomål.docx
+++ b/klagomål/A 56866-2025 FSC-klagomål.docx
@@ -691,7 +691,7 @@
     <w:r>
       <w:tab/>
       <w:tab/>
-      <w:t>2026-01-14</w:t>
+      <w:t>2026-01-15</w:t>
       <w:br/>
       <w:br/>
     </w:r>

--- a/klagomål/A 56866-2025 FSC-klagomål.docx
+++ b/klagomål/A 56866-2025 FSC-klagomål.docx
@@ -691,7 +691,7 @@
     <w:r>
       <w:tab/>
       <w:tab/>
-      <w:t>2026-01-15</w:t>
+      <w:t>2026-01-16</w:t>
       <w:br/>
       <w:br/>
     </w:r>

--- a/klagomål/A 56866-2025 FSC-klagomål.docx
+++ b/klagomål/A 56866-2025 FSC-klagomål.docx
@@ -691,7 +691,7 @@
     <w:r>
       <w:tab/>
       <w:tab/>
-      <w:t>2026-01-16</w:t>
+      <w:t>2026-01-17</w:t>
       <w:br/>
       <w:br/>
     </w:r>

--- a/klagomål/A 56866-2025 FSC-klagomål.docx
+++ b/klagomål/A 56866-2025 FSC-klagomål.docx
@@ -691,7 +691,7 @@
     <w:r>
       <w:tab/>
       <w:tab/>
-      <w:t>2026-01-17</w:t>
+      <w:t>2026-01-18</w:t>
       <w:br/>
       <w:br/>
     </w:r>

--- a/klagomål/A 56866-2025 FSC-klagomål.docx
+++ b/klagomål/A 56866-2025 FSC-klagomål.docx
@@ -691,7 +691,7 @@
     <w:r>
       <w:tab/>
       <w:tab/>
-      <w:t>2026-01-18</w:t>
+      <w:t>2026-01-19</w:t>
       <w:br/>
       <w:br/>
     </w:r>

--- a/klagomål/A 56866-2025 FSC-klagomål.docx
+++ b/klagomål/A 56866-2025 FSC-klagomål.docx
@@ -691,7 +691,7 @@
     <w:r>
       <w:tab/>
       <w:tab/>
-      <w:t>2026-01-19</w:t>
+      <w:t>2026-01-20</w:t>
       <w:br/>
       <w:br/>
     </w:r>

--- a/klagomål/A 56866-2025 FSC-klagomål.docx
+++ b/klagomål/A 56866-2025 FSC-klagomål.docx
@@ -691,7 +691,7 @@
     <w:r>
       <w:tab/>
       <w:tab/>
-      <w:t>2026-01-20</w:t>
+      <w:t>2026-01-21</w:t>
       <w:br/>
       <w:br/>
     </w:r>

--- a/klagomål/A 56866-2025 FSC-klagomål.docx
+++ b/klagomål/A 56866-2025 FSC-klagomål.docx
@@ -691,7 +691,7 @@
     <w:r>
       <w:tab/>
       <w:tab/>
-      <w:t>2026-01-21</w:t>
+      <w:t>2026-01-23</w:t>
       <w:br/>
       <w:br/>
     </w:r>

--- a/klagomål/A 56866-2025 FSC-klagomål.docx
+++ b/klagomål/A 56866-2025 FSC-klagomål.docx
@@ -691,7 +691,7 @@
     <w:r>
       <w:tab/>
       <w:tab/>
-      <w:t>2026-01-23</w:t>
+      <w:t>2026-01-24</w:t>
       <w:br/>
       <w:br/>
     </w:r>

--- a/klagomål/A 56866-2025 FSC-klagomål.docx
+++ b/klagomål/A 56866-2025 FSC-klagomål.docx
@@ -691,7 +691,7 @@
     <w:r>
       <w:tab/>
       <w:tab/>
-      <w:t>2026-01-24</w:t>
+      <w:t>2026-01-25</w:t>
       <w:br/>
       <w:br/>
     </w:r>

--- a/klagomål/A 56866-2025 FSC-klagomål.docx
+++ b/klagomål/A 56866-2025 FSC-klagomål.docx
@@ -691,7 +691,7 @@
     <w:r>
       <w:tab/>
       <w:tab/>
-      <w:t>2026-01-25</w:t>
+      <w:t>2026-01-26</w:t>
       <w:br/>
       <w:br/>
     </w:r>

--- a/klagomål/A 56866-2025 FSC-klagomål.docx
+++ b/klagomål/A 56866-2025 FSC-klagomål.docx
@@ -691,7 +691,7 @@
     <w:r>
       <w:tab/>
       <w:tab/>
-      <w:t>2026-01-26</w:t>
+      <w:t>2026-01-27</w:t>
       <w:br/>
       <w:br/>
     </w:r>

--- a/klagomål/A 56866-2025 FSC-klagomål.docx
+++ b/klagomål/A 56866-2025 FSC-klagomål.docx
@@ -691,7 +691,7 @@
     <w:r>
       <w:tab/>
       <w:tab/>
-      <w:t>2026-01-27</w:t>
+      <w:t>2026-01-28</w:t>
       <w:br/>
       <w:br/>
     </w:r>

--- a/klagomål/A 56866-2025 FSC-klagomål.docx
+++ b/klagomål/A 56866-2025 FSC-klagomål.docx
@@ -112,7 +112,7 @@
         <w:pStyle w:val="ListBullet"/>
       </w:pPr>
       <w:r>
-        <w:t>Om ett ombud (tex Norra skog eller Mellanskog) avverkningsanmäler en skog med naturvärden motsvarande nyckelbiotops kvalité men markägaren inte är FSC certifierad, bör du skicka in ett FSC kontrollerat virke klagomål. Då ska klagomålet skickas till ombudsföretaget.</w:t>
+        <w:t>Om ett ombud (tex Norra skog eller Mellanskog) avverkningsanmäler en skog med naturvärden motsvarande nyckelbiotops kvalitet men markägaren inte är FSC certifierad, bör du skicka in ett FSC kontrollerat virke klagomål. Då ska klagomålet skickas till ombudsföretaget.</w:t>
       </w:r>
     </w:p>
     <w:p>
@@ -254,7 +254,25 @@
         <w:t>Rynkskinn (VU)</w:t>
       </w:r>
       <w:r>
-        <w:t>, rödlistad som sårbar, är en vednedbrytare som växer på grova granlågor och ingår i en karaktäristisk association av vedsvampar knutna till urskogsartade barrskogar. Den har klassificerats som en “urskogsindikator” och är placerad i toppen av Skogsstyrelsens värdepyramid för bedömning av skog med höga naturvärden. Allt tyder på att rynkskinn är mycket känslig för skogliga ingrepp (Nitare &amp; Skogsstyrelsen, 2019; SLU Artdatabanken, 2024).</w:t>
+        <w:t xml:space="preserve">, rödlistad som sårbar, är en vednedbrytare som växer på grova granlågor och ingår i en karaktäristisk association av vedsvampar knutna till urskogsartade barrskogar. Den har klassificerats som en “urskogsindikator” och är placerad i toppen av Skogsstyrelsens värdepyramid för bedömning av skog med höga naturvärden. Allt tyder på att rynkskinn är mycket känslig för skogliga ingrepp. Rynkskinn är typisk art för </w:t>
+      </w:r>
+      <w:r>
+        <w:rPr>
+          <w:i/>
+        </w:rPr>
+        <w:t xml:space="preserve">9010 Taiga, 9050 Näringsrik granskog </w:t>
+      </w:r>
+      <w:r>
+        <w:t>och</w:t>
+      </w:r>
+      <w:r>
+        <w:rPr>
+          <w:i/>
+        </w:rPr>
+        <w:t xml:space="preserve"> 9030 Landhöjningsskog</w:t>
+      </w:r>
+      <w:r>
+        <w:t xml:space="preserve"> (Nitare &amp; Skogsstyrelsen, 2019; SLU Artdatabanken, 2024).</w:t>
       </w:r>
     </w:p>
     <w:p>
@@ -265,7 +283,25 @@
         <w:t>Ullticka (NT)</w:t>
       </w:r>
       <w:r>
-        <w:t xml:space="preserve"> är knuten till restbestånd av barrnaturskog och förekommer med ett tydligt optimum i orörda eller måttligt påverkade gamla granskogar där det föreligger viss kontinuitet av grov död ved. Ullticka är en bra signalart inom hela sitt utbredningsområde och i södra Sverige är den sällsynt och en god signalart för skyddsvärda granskogsmiljöer. Den hotas av avverkning och fragmentering av naturskog och äldre granskog med lång trädkontinuitet. På ullticka kan ibland ulltickeporing (VU) påträffas - det är en sällsynt ticka som nyligen delats upp i tre olika arter: </w:t>
+        <w:t xml:space="preserve"> är knuten till restbestånd av barrnaturskog och förekommer med ett tydligt optimum i orörda eller måttligt påverkade gamla granskogar där det föreligger viss kontinuitet av grov död ved. Ullticka är en bra signalart inom hela sitt utbredningsområde och i södra Sverige är den sällsynt och en god signalart för skyddsvärda granskogsmiljöer. Den hotas av avverkning och fragmentering av naturskog och äldre granskog med lång trädkontinuitet. Ullticka är typisk art för </w:t>
+      </w:r>
+      <w:r>
+        <w:rPr>
+          <w:i/>
+        </w:rPr>
+        <w:t xml:space="preserve">9010 Taiga, 9050 Näringsrik granskog </w:t>
+      </w:r>
+      <w:r>
+        <w:t xml:space="preserve">och </w:t>
+      </w:r>
+      <w:r>
+        <w:rPr>
+          <w:i/>
+        </w:rPr>
+        <w:t>9030 Landhöjningsskog</w:t>
+      </w:r>
+      <w:r>
+        <w:t xml:space="preserve">. På ullticka kan ibland ulltickeporing (VU) påträffas - det är en sällsynt ticka som nyligen delats upp i tre olika arter: </w:t>
       </w:r>
       <w:r>
         <w:rPr>
@@ -691,7 +727,7 @@
     <w:r>
       <w:tab/>
       <w:tab/>
-      <w:t>2026-01-28</w:t>
+      <w:t>2026-01-29</w:t>
       <w:br/>
       <w:br/>
     </w:r>

--- a/klagomål/A 56866-2025 FSC-klagomål.docx
+++ b/klagomål/A 56866-2025 FSC-klagomål.docx
@@ -727,7 +727,7 @@
     <w:r>
       <w:tab/>
       <w:tab/>
-      <w:t>2026-01-29</w:t>
+      <w:t>2026-01-30</w:t>
       <w:br/>
       <w:br/>
     </w:r>

--- a/klagomål/A 56866-2025 FSC-klagomål.docx
+++ b/klagomål/A 56866-2025 FSC-klagomål.docx
@@ -727,7 +727,7 @@
     <w:r>
       <w:tab/>
       <w:tab/>
-      <w:t>2026-01-30</w:t>
+      <w:t>2026-01-31</w:t>
       <w:br/>
       <w:br/>
     </w:r>

--- a/klagomål/A 56866-2025 FSC-klagomål.docx
+++ b/klagomål/A 56866-2025 FSC-klagomål.docx
@@ -727,7 +727,7 @@
     <w:r>
       <w:tab/>
       <w:tab/>
-      <w:t>2026-03-01</w:t>
+      <w:t>2026-03-02</w:t>
       <w:br/>
       <w:br/>
     </w:r>

--- a/klagomål/A 56866-2025 FSC-klagomål.docx
+++ b/klagomål/A 56866-2025 FSC-klagomål.docx
@@ -727,7 +727,7 @@
     <w:r>
       <w:tab/>
       <w:tab/>
-      <w:t>2026-03-02</w:t>
+      <w:t>2026-03-03</w:t>
       <w:br/>
       <w:br/>
     </w:r>

--- a/klagomål/A 56866-2025 FSC-klagomål.docx
+++ b/klagomål/A 56866-2025 FSC-klagomål.docx
@@ -727,7 +727,7 @@
     <w:r>
       <w:tab/>
       <w:tab/>
-      <w:t>2026-03-03</w:t>
+      <w:t>2026-03-04</w:t>
       <w:br/>
       <w:br/>
     </w:r>

--- a/klagomål/A 56866-2025 FSC-klagomål.docx
+++ b/klagomål/A 56866-2025 FSC-klagomål.docx
@@ -727,7 +727,7 @@
     <w:r>
       <w:tab/>
       <w:tab/>
-      <w:t>2026-03-04</w:t>
+      <w:t>2026-03-05</w:t>
       <w:br/>
       <w:br/>
     </w:r>

--- a/klagomål/A 56866-2025 FSC-klagomål.docx
+++ b/klagomål/A 56866-2025 FSC-klagomål.docx
@@ -727,7 +727,7 @@
     <w:r>
       <w:tab/>
       <w:tab/>
-      <w:t>2026-03-05</w:t>
+      <w:t>2026-03-06</w:t>
       <w:br/>
       <w:br/>
     </w:r>

--- a/klagomål/A 56866-2025 FSC-klagomål.docx
+++ b/klagomål/A 56866-2025 FSC-klagomål.docx
@@ -727,7 +727,7 @@
     <w:r>
       <w:tab/>
       <w:tab/>
-      <w:t>2026-03-06</w:t>
+      <w:t>2026-03-07</w:t>
       <w:br/>
       <w:br/>
     </w:r>

--- a/klagomål/A 56866-2025 FSC-klagomål.docx
+++ b/klagomål/A 56866-2025 FSC-klagomål.docx
@@ -727,7 +727,7 @@
     <w:r>
       <w:tab/>
       <w:tab/>
-      <w:t>2026-03-07</w:t>
+      <w:t>2026-03-08</w:t>
       <w:br/>
       <w:br/>
     </w:r>

--- a/klagomål/A 56866-2025 FSC-klagomål.docx
+++ b/klagomål/A 56866-2025 FSC-klagomål.docx
@@ -727,7 +727,7 @@
     <w:r>
       <w:tab/>
       <w:tab/>
-      <w:t>2026-03-08</w:t>
+      <w:t>2026-03-09</w:t>
       <w:br/>
       <w:br/>
     </w:r>

--- a/klagomål/A 56866-2025 FSC-klagomål.docx
+++ b/klagomål/A 56866-2025 FSC-klagomål.docx
@@ -727,7 +727,7 @@
     <w:r>
       <w:tab/>
       <w:tab/>
-      <w:t>2026-03-09</w:t>
+      <w:t>2026-03-10</w:t>
       <w:br/>
       <w:br/>
     </w:r>

--- a/klagomål/A 56866-2025 FSC-klagomål.docx
+++ b/klagomål/A 56866-2025 FSC-klagomål.docx
@@ -727,7 +727,7 @@
     <w:r>
       <w:tab/>
       <w:tab/>
-      <w:t>2026-03-10</w:t>
+      <w:t>2026-03-11</w:t>
       <w:br/>
       <w:br/>
     </w:r>

--- a/klagomål/A 56866-2025 FSC-klagomål.docx
+++ b/klagomål/A 56866-2025 FSC-klagomål.docx
@@ -727,7 +727,7 @@
     <w:r>
       <w:tab/>
       <w:tab/>
-      <w:t>2026-03-11</w:t>
+      <w:t>2026-03-12</w:t>
       <w:br/>
       <w:br/>
     </w:r>

--- a/klagomål/A 56866-2025 FSC-klagomål.docx
+++ b/klagomål/A 56866-2025 FSC-klagomål.docx
@@ -727,7 +727,7 @@
     <w:r>
       <w:tab/>
       <w:tab/>
-      <w:t>2026-03-12</w:t>
+      <w:t>2026-03-13</w:t>
       <w:br/>
       <w:br/>
     </w:r>

--- a/klagomål/A 56866-2025 FSC-klagomål.docx
+++ b/klagomål/A 56866-2025 FSC-klagomål.docx
@@ -727,7 +727,7 @@
     <w:r>
       <w:tab/>
       <w:tab/>
-      <w:t>2026-03-13</w:t>
+      <w:t>2026-03-16</w:t>
       <w:br/>
       <w:br/>
     </w:r>

--- a/klagomål/A 56866-2025 FSC-klagomål.docx
+++ b/klagomål/A 56866-2025 FSC-klagomål.docx
@@ -727,7 +727,7 @@
     <w:r>
       <w:tab/>
       <w:tab/>
-      <w:t>2026-03-16</w:t>
+      <w:t>2026-03-17</w:t>
       <w:br/>
       <w:br/>
     </w:r>

--- a/klagomål/A 56866-2025 FSC-klagomål.docx
+++ b/klagomål/A 56866-2025 FSC-klagomål.docx
@@ -727,7 +727,7 @@
     <w:r>
       <w:tab/>
       <w:tab/>
-      <w:t>2026-03-17</w:t>
+      <w:t>2026-03-18</w:t>
       <w:br/>
       <w:br/>
     </w:r>

--- a/klagomål/A 56866-2025 FSC-klagomål.docx
+++ b/klagomål/A 56866-2025 FSC-klagomål.docx
@@ -727,7 +727,7 @@
     <w:r>
       <w:tab/>
       <w:tab/>
-      <w:t>2026-03-18</w:t>
+      <w:t>2026-03-19</w:t>
       <w:br/>
       <w:br/>
     </w:r>

--- a/klagomål/A 56866-2025 FSC-klagomål.docx
+++ b/klagomål/A 56866-2025 FSC-klagomål.docx
@@ -727,7 +727,7 @@
     <w:r>
       <w:tab/>
       <w:tab/>
-      <w:t>2026-03-19</w:t>
+      <w:t>2026-03-20</w:t>
       <w:br/>
       <w:br/>
     </w:r>

--- a/klagomål/A 56866-2025 FSC-klagomål.docx
+++ b/klagomål/A 56866-2025 FSC-klagomål.docx
@@ -727,7 +727,7 @@
     <w:r>
       <w:tab/>
       <w:tab/>
-      <w:t>2026-03-20</w:t>
+      <w:t>2026-03-21</w:t>
       <w:br/>
       <w:br/>
     </w:r>

--- a/klagomål/A 56866-2025 FSC-klagomål.docx
+++ b/klagomål/A 56866-2025 FSC-klagomål.docx
@@ -727,7 +727,7 @@
     <w:r>
       <w:tab/>
       <w:tab/>
-      <w:t>2026-03-21</w:t>
+      <w:t>2026-03-22</w:t>
       <w:br/>
       <w:br/>
     </w:r>

--- a/klagomål/A 56866-2025 FSC-klagomål.docx
+++ b/klagomål/A 56866-2025 FSC-klagomål.docx
@@ -727,7 +727,7 @@
     <w:r>
       <w:tab/>
       <w:tab/>
-      <w:t>2026-03-22</w:t>
+      <w:t>2026-03-23</w:t>
       <w:br/>
       <w:br/>
     </w:r>

--- a/klagomål/A 56866-2025 FSC-klagomål.docx
+++ b/klagomål/A 56866-2025 FSC-klagomål.docx
@@ -727,7 +727,7 @@
     <w:r>
       <w:tab/>
       <w:tab/>
-      <w:t>2026-03-23</w:t>
+      <w:t>2026-03-24</w:t>
       <w:br/>
       <w:br/>
     </w:r>

--- a/klagomål/A 56866-2025 FSC-klagomål.docx
+++ b/klagomål/A 56866-2025 FSC-klagomål.docx
@@ -727,7 +727,7 @@
     <w:r>
       <w:tab/>
       <w:tab/>
-      <w:t>2026-03-24</w:t>
+      <w:t>2026-03-25</w:t>
       <w:br/>
       <w:br/>
     </w:r>

--- a/klagomål/A 56866-2025 FSC-klagomål.docx
+++ b/klagomål/A 56866-2025 FSC-klagomål.docx
@@ -727,7 +727,7 @@
     <w:r>
       <w:tab/>
       <w:tab/>
-      <w:t>2026-03-25</w:t>
+      <w:t>2026-03-26</w:t>
       <w:br/>
       <w:br/>
     </w:r>

--- a/klagomål/A 56866-2025 FSC-klagomål.docx
+++ b/klagomål/A 56866-2025 FSC-klagomål.docx
@@ -727,7 +727,7 @@
     <w:r>
       <w:tab/>
       <w:tab/>
-      <w:t>2026-03-26</w:t>
+      <w:t>2026-03-27</w:t>
       <w:br/>
       <w:br/>
     </w:r>

--- a/klagomål/A 56866-2025 FSC-klagomål.docx
+++ b/klagomål/A 56866-2025 FSC-klagomål.docx
@@ -727,7 +727,7 @@
     <w:r>
       <w:tab/>
       <w:tab/>
-      <w:t>2026-03-27</w:t>
+      <w:t>2026-03-28</w:t>
       <w:br/>
       <w:br/>
     </w:r>

--- a/klagomål/A 56866-2025 FSC-klagomål.docx
+++ b/klagomål/A 56866-2025 FSC-klagomål.docx
@@ -727,7 +727,7 @@
     <w:r>
       <w:tab/>
       <w:tab/>
-      <w:t>2026-03-28</w:t>
+      <w:t>2026-03-29</w:t>
       <w:br/>
       <w:br/>
     </w:r>

--- a/klagomål/A 56866-2025 FSC-klagomål.docx
+++ b/klagomål/A 56866-2025 FSC-klagomål.docx
@@ -727,7 +727,7 @@
     <w:r>
       <w:tab/>
       <w:tab/>
-      <w:t>2026-03-29</w:t>
+      <w:t>2026-03-30</w:t>
       <w:br/>
       <w:br/>
     </w:r>

--- a/klagomål/A 56866-2025 FSC-klagomål.docx
+++ b/klagomål/A 56866-2025 FSC-klagomål.docx
@@ -727,7 +727,7 @@
     <w:r>
       <w:tab/>
       <w:tab/>
-      <w:t>2026-03-30</w:t>
+      <w:t>2026-03-31</w:t>
       <w:br/>
       <w:br/>
     </w:r>

--- a/klagomål/A 56866-2025 FSC-klagomål.docx
+++ b/klagomål/A 56866-2025 FSC-klagomål.docx
@@ -727,7 +727,7 @@
     <w:r>
       <w:tab/>
       <w:tab/>
-      <w:t>2026-03-31</w:t>
+      <w:t>2026-04-01</w:t>
       <w:br/>
       <w:br/>
     </w:r>

--- a/klagomål/A 56866-2025 FSC-klagomål.docx
+++ b/klagomål/A 56866-2025 FSC-klagomål.docx
@@ -727,7 +727,7 @@
     <w:r>
       <w:tab/>
       <w:tab/>
-      <w:t>2026-04-01</w:t>
+      <w:t>2026-04-02</w:t>
       <w:br/>
       <w:br/>
     </w:r>

--- a/klagomål/A 56866-2025 FSC-klagomål.docx
+++ b/klagomål/A 56866-2025 FSC-klagomål.docx
@@ -727,7 +727,7 @@
     <w:r>
       <w:tab/>
       <w:tab/>
-      <w:t>2026-04-02</w:t>
+      <w:t>2026-04-03</w:t>
       <w:br/>
       <w:br/>
     </w:r>

--- a/klagomål/A 56866-2025 FSC-klagomål.docx
+++ b/klagomål/A 56866-2025 FSC-klagomål.docx
@@ -727,7 +727,7 @@
     <w:r>
       <w:tab/>
       <w:tab/>
-      <w:t>2026-04-03</w:t>
+      <w:t>2026-04-04</w:t>
       <w:br/>
       <w:br/>
     </w:r>

--- a/klagomål/A 56866-2025 FSC-klagomål.docx
+++ b/klagomål/A 56866-2025 FSC-klagomål.docx
@@ -727,7 +727,7 @@
     <w:r>
       <w:tab/>
       <w:tab/>
-      <w:t>2026-04-04</w:t>
+      <w:t>2026-04-05</w:t>
       <w:br/>
       <w:br/>
     </w:r>

--- a/klagomål/A 56866-2025 FSC-klagomål.docx
+++ b/klagomål/A 56866-2025 FSC-klagomål.docx
@@ -727,7 +727,7 @@
     <w:r>
       <w:tab/>
       <w:tab/>
-      <w:t>2026-04-05</w:t>
+      <w:t>2026-04-06</w:t>
       <w:br/>
       <w:br/>
     </w:r>

--- a/klagomål/A 56866-2025 FSC-klagomål.docx
+++ b/klagomål/A 56866-2025 FSC-klagomål.docx
@@ -251,10 +251,10 @@
         <w:rPr>
           <w:b/>
         </w:rPr>
-        <w:t>Rynkskinn (VU)</w:t>
+        <w:t>Rynkskinn (NT)</w:t>
       </w:r>
       <w:r>
-        <w:t xml:space="preserve">, rödlistad som sårbar, är en vednedbrytare som växer på grova granlågor och ingår i en karaktäristisk association av vedsvampar knutna till urskogsartade barrskogar. Den har klassificerats som en “urskogsindikator” och är placerad i toppen av Skogsstyrelsens värdepyramid för bedömning av skog med höga naturvärden. Allt tyder på att rynkskinn är mycket känslig för skogliga ingrepp. Rynkskinn är typisk art för </w:t>
+        <w:t xml:space="preserve"> är en vednedbrytare som växer på grova granlågor och ingår i en karaktäristisk association av vedsvampar knutna till urskogsartade barrskogar. Den har klassificerats som en “urskogsindikator” och är placerad i toppen av Skogsstyrelsens värdepyramid för bedömning av skog med höga naturvärden. Allt tyder på att rynkskinn är mycket känslig för skogliga ingrepp och lokalerna, som oftast har höga biologiska kvaliteter, bör lämnas till fri utveckling. Rynkskinn är typisk art för </w:t>
       </w:r>
       <w:r>
         <w:rPr>
@@ -272,7 +272,7 @@
         <w:t xml:space="preserve"> 9030 Landhöjningsskog</w:t>
       </w:r>
       <w:r>
-        <w:t xml:space="preserve"> (Nitare &amp; Skogsstyrelsen, 2019; SLU Artdatabanken, 2024).</w:t>
+        <w:t xml:space="preserve"> (Nitare &amp; Skogsstyrelsen, 2019; SLU Artdatabanken, 2026).</w:t>
       </w:r>
     </w:p>
     <w:p>
@@ -283,7 +283,34 @@
         <w:t>Ullticka (NT)</w:t>
       </w:r>
       <w:r>
-        <w:t xml:space="preserve"> är knuten till restbestånd av barrnaturskog och förekommer med ett tydligt optimum i orörda eller måttligt påverkade gamla granskogar där det föreligger viss kontinuitet av grov död ved. Ullticka är en bra signalart inom hela sitt utbredningsområde och i södra Sverige är den sällsynt och en god signalart för skyddsvärda granskogsmiljöer. Den hotas av avverkning och fragmentering av naturskog och äldre granskog med lång trädkontinuitet. Ullticka är typisk art för </w:t>
+        <w:t xml:space="preserve"> är knuten till restbestånd av barrnaturskog och förekommer med ett tydligt optimum i orörda eller måttligt påverkade gamla granskogar där det föreligger viss kontinuitet av grov död ved. Ullticka är en bra signalart inom hela sitt utbredningsområde och i södra Sverige är den sällsynt och en god signalart för skyddsvärda granskogsmiljöer. Den hotas av avverkning och fragmentering av naturskog och äldre granskog med lång trädkontinuitet. På ullticka kan ibland ulltickeporing (VU) påträffas - det är en sällsynt ticka som nyligen delats upp i de tre olika arterna ulltickeporing </w:t>
+      </w:r>
+      <w:r>
+        <w:rPr>
+          <w:i/>
+        </w:rPr>
+        <w:t xml:space="preserve">Skeletocutis brevispora </w:t>
+      </w:r>
+      <w:r>
+        <w:t>(VU)</w:t>
+      </w:r>
+      <w:r>
+        <w:rPr>
+          <w:i/>
+        </w:rPr>
+        <w:t>, Skeletocutis delicata</w:t>
+      </w:r>
+      <w:r>
+        <w:t xml:space="preserve"> (VU)</w:t>
+      </w:r>
+      <w:r>
+        <w:rPr>
+          <w:i/>
+        </w:rPr>
+        <w:t xml:space="preserve"> och Skeletocutis exilis</w:t>
+      </w:r>
+      <w:r>
+        <w:t xml:space="preserve"> (NT). Ullticka är typisk art för </w:t>
       </w:r>
       <w:r>
         <w:rPr>
@@ -301,25 +328,7 @@
         <w:t>9030 Landhöjningsskog</w:t>
       </w:r>
       <w:r>
-        <w:t xml:space="preserve">. På ullticka kan ibland ulltickeporing (VU) påträffas - det är en sällsynt ticka som nyligen delats upp i tre olika arter: </w:t>
-      </w:r>
-      <w:r>
-        <w:rPr>
-          <w:i/>
-        </w:rPr>
-        <w:t xml:space="preserve">Skeletocutis brevispora </w:t>
-      </w:r>
-      <w:r>
-        <w:t>(ulltickeporing)</w:t>
-      </w:r>
-      <w:r>
-        <w:rPr>
-          <w:i/>
-        </w:rPr>
-        <w:t>, Skeletocutis delicata och Skeletocutis exilis</w:t>
-      </w:r>
-      <w:r>
-        <w:t>. De två sistnämnda arterna står för närvarande (2020) som ej bedömda i rödlistan (SLU Artdatabanken, 2024; Nitare &amp; Skogsstyrelsen, 2019; Miettinen &amp; Niemelä, 2018).</w:t>
+        <w:t xml:space="preserve"> (SLU Artdatabanken, 2026; Nitare &amp; Skogsstyrelsen, 2019; Miettinen &amp; Niemelä, 2018).</w:t>
       </w:r>
     </w:p>
     <w:p>
@@ -727,7 +736,7 @@
     <w:r>
       <w:tab/>
       <w:tab/>
-      <w:t>2026-04-06</w:t>
+      <w:t>2026-04-07</w:t>
       <w:br/>
       <w:br/>
     </w:r>

--- a/klagomål/A 56866-2025 FSC-klagomål.docx
+++ b/klagomål/A 56866-2025 FSC-klagomål.docx
@@ -736,7 +736,7 @@
     <w:r>
       <w:tab/>
       <w:tab/>
-      <w:t>2026-04-07</w:t>
+      <w:t>2026-04-08</w:t>
       <w:br/>
       <w:br/>
     </w:r>

--- a/klagomål/A 56866-2025 FSC-klagomål.docx
+++ b/klagomål/A 56866-2025 FSC-klagomål.docx
@@ -736,7 +736,7 @@
     <w:r>
       <w:tab/>
       <w:tab/>
-      <w:t>2026-04-08</w:t>
+      <w:t>2026-04-09</w:t>
       <w:br/>
       <w:br/>
     </w:r>

--- a/klagomål/A 56866-2025 FSC-klagomål.docx
+++ b/klagomål/A 56866-2025 FSC-klagomål.docx
@@ -736,7 +736,7 @@
     <w:r>
       <w:tab/>
       <w:tab/>
-      <w:t>2026-04-09</w:t>
+      <w:t>2026-04-10</w:t>
       <w:br/>
       <w:br/>
     </w:r>

--- a/klagomål/A 56866-2025 FSC-klagomål.docx
+++ b/klagomål/A 56866-2025 FSC-klagomål.docx
@@ -736,7 +736,7 @@
     <w:r>
       <w:tab/>
       <w:tab/>
-      <w:t>2026-04-10</w:t>
+      <w:t>2026-04-11</w:t>
       <w:br/>
       <w:br/>
     </w:r>

--- a/klagomål/A 56866-2025 FSC-klagomål.docx
+++ b/klagomål/A 56866-2025 FSC-klagomål.docx
@@ -736,7 +736,7 @@
     <w:r>
       <w:tab/>
       <w:tab/>
-      <w:t>2026-04-11</w:t>
+      <w:t>2026-04-12</w:t>
       <w:br/>
       <w:br/>
     </w:r>

--- a/klagomål/A 56866-2025 FSC-klagomål.docx
+++ b/klagomål/A 56866-2025 FSC-klagomål.docx
@@ -736,7 +736,7 @@
     <w:r>
       <w:tab/>
       <w:tab/>
-      <w:t>2026-04-14</w:t>
+      <w:t>2026-04-15</w:t>
       <w:br/>
       <w:br/>
     </w:r>

--- a/klagomål/A 56866-2025 FSC-klagomål.docx
+++ b/klagomål/A 56866-2025 FSC-klagomål.docx
@@ -736,7 +736,7 @@
     <w:r>
       <w:tab/>
       <w:tab/>
-      <w:t>2026-04-15</w:t>
+      <w:t>2026-04-16</w:t>
       <w:br/>
       <w:br/>
     </w:r>

--- a/klagomål/A 56866-2025 FSC-klagomål.docx
+++ b/klagomål/A 56866-2025 FSC-klagomål.docx
@@ -736,7 +736,7 @@
     <w:r>
       <w:tab/>
       <w:tab/>
-      <w:t>2026-04-16</w:t>
+      <w:t>2026-04-17</w:t>
       <w:br/>
       <w:br/>
     </w:r>

--- a/klagomål/A 56866-2025 FSC-klagomål.docx
+++ b/klagomål/A 56866-2025 FSC-klagomål.docx
@@ -736,7 +736,7 @@
     <w:r>
       <w:tab/>
       <w:tab/>
-      <w:t>2026-04-17</w:t>
+      <w:t>2026-04-18</w:t>
       <w:br/>
       <w:br/>
     </w:r>

--- a/klagomål/A 56866-2025 FSC-klagomål.docx
+++ b/klagomål/A 56866-2025 FSC-klagomål.docx
@@ -736,7 +736,7 @@
     <w:r>
       <w:tab/>
       <w:tab/>
-      <w:t>2026-04-18</w:t>
+      <w:t>2026-04-19</w:t>
       <w:br/>
       <w:br/>
     </w:r>

--- a/klagomål/A 56866-2025 FSC-klagomål.docx
+++ b/klagomål/A 56866-2025 FSC-klagomål.docx
@@ -736,7 +736,7 @@
     <w:r>
       <w:tab/>
       <w:tab/>
-      <w:t>2026-04-19</w:t>
+      <w:t>2026-04-20</w:t>
       <w:br/>
       <w:br/>
     </w:r>

--- a/klagomål/A 56866-2025 FSC-klagomål.docx
+++ b/klagomål/A 56866-2025 FSC-klagomål.docx
@@ -736,7 +736,7 @@
     <w:r>
       <w:tab/>
       <w:tab/>
-      <w:t>2026-04-20</w:t>
+      <w:t>2026-04-21</w:t>
       <w:br/>
       <w:br/>
     </w:r>

--- a/klagomål/A 56866-2025 FSC-klagomål.docx
+++ b/klagomål/A 56866-2025 FSC-klagomål.docx
@@ -736,7 +736,7 @@
     <w:r>
       <w:tab/>
       <w:tab/>
-      <w:t>2026-04-21</w:t>
+      <w:t>2026-04-22</w:t>
       <w:br/>
       <w:br/>
     </w:r>

--- a/klagomål/A 56866-2025 FSC-klagomål.docx
+++ b/klagomål/A 56866-2025 FSC-klagomål.docx
@@ -736,7 +736,7 @@
     <w:r>
       <w:tab/>
       <w:tab/>
-      <w:t>2026-04-22</w:t>
+      <w:t>2026-04-23</w:t>
       <w:br/>
       <w:br/>
     </w:r>

--- a/klagomål/A 56866-2025 FSC-klagomål.docx
+++ b/klagomål/A 56866-2025 FSC-klagomål.docx
@@ -736,7 +736,7 @@
     <w:r>
       <w:tab/>
       <w:tab/>
-      <w:t>2026-04-23</w:t>
+      <w:t>2026-04-24</w:t>
       <w:br/>
       <w:br/>
     </w:r>

--- a/klagomål/A 56866-2025 FSC-klagomål.docx
+++ b/klagomål/A 56866-2025 FSC-klagomål.docx
@@ -736,7 +736,7 @@
     <w:r>
       <w:tab/>
       <w:tab/>
-      <w:t>2026-04-24</w:t>
+      <w:t>2026-04-25</w:t>
       <w:br/>
       <w:br/>
     </w:r>

--- a/klagomål/A 56866-2025 FSC-klagomål.docx
+++ b/klagomål/A 56866-2025 FSC-klagomål.docx
@@ -736,7 +736,7 @@
     <w:r>
       <w:tab/>
       <w:tab/>
-      <w:t>2026-04-25</w:t>
+      <w:t>2026-04-26</w:t>
       <w:br/>
       <w:br/>
     </w:r>

--- a/klagomål/A 56866-2025 FSC-klagomål.docx
+++ b/klagomål/A 56866-2025 FSC-klagomål.docx
@@ -736,7 +736,7 @@
     <w:r>
       <w:tab/>
       <w:tab/>
-      <w:t>2026-05-16</w:t>
+      <w:t>2026-05-17</w:t>
       <w:br/>
       <w:br/>
     </w:r>

--- a/klagomål/A 56866-2025 FSC-klagomål.docx
+++ b/klagomål/A 56866-2025 FSC-klagomål.docx
@@ -736,7 +736,7 @@
     <w:r>
       <w:tab/>
       <w:tab/>
-      <w:t>2026-05-17</w:t>
+      <w:t>2026-05-18</w:t>
       <w:br/>
       <w:br/>
     </w:r>

--- a/klagomål/A 56866-2025 FSC-klagomål.docx
+++ b/klagomål/A 56866-2025 FSC-klagomål.docx
@@ -736,7 +736,7 @@
     <w:r>
       <w:tab/>
       <w:tab/>
-      <w:t>2026-05-18</w:t>
+      <w:t>2026-05-19</w:t>
       <w:br/>
       <w:br/>
     </w:r>

--- a/klagomål/A 56866-2025 FSC-klagomål.docx
+++ b/klagomål/A 56866-2025 FSC-klagomål.docx
@@ -736,7 +736,7 @@
     <w:r>
       <w:tab/>
       <w:tab/>
-      <w:t>2026-05-19</w:t>
+      <w:t>2026-05-20</w:t>
       <w:br/>
       <w:br/>
     </w:r>

--- a/klagomål/A 56866-2025 FSC-klagomål.docx
+++ b/klagomål/A 56866-2025 FSC-klagomål.docx
@@ -736,7 +736,7 @@
     <w:r>
       <w:tab/>
       <w:tab/>
-      <w:t>2026-05-20</w:t>
+      <w:t>2026-05-21</w:t>
       <w:br/>
       <w:br/>
     </w:r>

--- a/klagomål/A 56866-2025 FSC-klagomål.docx
+++ b/klagomål/A 56866-2025 FSC-klagomål.docx
@@ -736,7 +736,7 @@
     <w:r>
       <w:tab/>
       <w:tab/>
-      <w:t>2026-05-21</w:t>
+      <w:t>2026-05-22</w:t>
       <w:br/>
       <w:br/>
     </w:r>

--- a/klagomål/A 56866-2025 FSC-klagomål.docx
+++ b/klagomål/A 56866-2025 FSC-klagomål.docx
@@ -736,7 +736,7 @@
     <w:r>
       <w:tab/>
       <w:tab/>
-      <w:t>2026-05-22</w:t>
+      <w:t>2026-05-23</w:t>
       <w:br/>
       <w:br/>
     </w:r>

--- a/klagomål/A 56866-2025 FSC-klagomål.docx
+++ b/klagomål/A 56866-2025 FSC-klagomål.docx
@@ -736,7 +736,7 @@
     <w:r>
       <w:tab/>
       <w:tab/>
-      <w:t>2026-05-23</w:t>
+      <w:t>2026-05-24</w:t>
       <w:br/>
       <w:br/>
     </w:r>

--- a/klagomål/A 56866-2025 FSC-klagomål.docx
+++ b/klagomål/A 56866-2025 FSC-klagomål.docx
@@ -736,7 +736,7 @@
     <w:r>
       <w:tab/>
       <w:tab/>
-      <w:t>2026-05-24</w:t>
+      <w:t>2026-05-25</w:t>
       <w:br/>
       <w:br/>
     </w:r>

--- a/klagomål/A 56866-2025 FSC-klagomål.docx
+++ b/klagomål/A 56866-2025 FSC-klagomål.docx
@@ -736,7 +736,7 @@
     <w:r>
       <w:tab/>
       <w:tab/>
-      <w:t>2026-05-25</w:t>
+      <w:t>2026-05-26</w:t>
       <w:br/>
       <w:br/>
     </w:r>

--- a/klagomål/A 56866-2025 FSC-klagomål.docx
+++ b/klagomål/A 56866-2025 FSC-klagomål.docx
@@ -736,7 +736,7 @@
     <w:r>
       <w:tab/>
       <w:tab/>
-      <w:t>2026-05-26</w:t>
+      <w:t>2026-05-27</w:t>
       <w:br/>
       <w:br/>
     </w:r>

--- a/klagomål/A 56866-2025 FSC-klagomål.docx
+++ b/klagomål/A 56866-2025 FSC-klagomål.docx
@@ -736,7 +736,7 @@
     <w:r>
       <w:tab/>
       <w:tab/>
-      <w:t>2026-05-27</w:t>
+      <w:t>2026-05-28</w:t>
       <w:br/>
       <w:br/>
     </w:r>

--- a/klagomål/A 56866-2025 FSC-klagomål.docx
+++ b/klagomål/A 56866-2025 FSC-klagomål.docx
@@ -736,7 +736,7 @@
     <w:r>
       <w:tab/>
       <w:tab/>
-      <w:t>2026-05-28</w:t>
+      <w:t>2026-05-29</w:t>
       <w:br/>
       <w:br/>
     </w:r>

--- a/klagomål/A 56866-2025 FSC-klagomål.docx
+++ b/klagomål/A 56866-2025 FSC-klagomål.docx
@@ -736,7 +736,7 @@
     <w:r>
       <w:tab/>
       <w:tab/>
-      <w:t>2026-05-29</w:t>
+      <w:t>2026-05-30</w:t>
       <w:br/>
       <w:br/>
     </w:r>

--- a/klagomål/A 56866-2025 FSC-klagomål.docx
+++ b/klagomål/A 56866-2025 FSC-klagomål.docx
@@ -736,7 +736,7 @@
     <w:r>
       <w:tab/>
       <w:tab/>
-      <w:t>2026-05-30</w:t>
+      <w:t>2026-05-31</w:t>
       <w:br/>
       <w:br/>
     </w:r>

--- a/klagomål/A 56866-2025 FSC-klagomål.docx
+++ b/klagomål/A 56866-2025 FSC-klagomål.docx
@@ -736,7 +736,7 @@
     <w:r>
       <w:tab/>
       <w:tab/>
-      <w:t>2026-05-31</w:t>
+      <w:t>2026-06-01</w:t>
       <w:br/>
       <w:br/>
     </w:r>

--- a/klagomål/A 56866-2025 FSC-klagomål.docx
+++ b/klagomål/A 56866-2025 FSC-klagomål.docx
@@ -736,7 +736,7 @@
     <w:r>
       <w:tab/>
       <w:tab/>
-      <w:t>2026-06-01</w:t>
+      <w:t>2026-06-02</w:t>
       <w:br/>
       <w:br/>
     </w:r>

--- a/klagomål/A 56866-2025 FSC-klagomål.docx
+++ b/klagomål/A 56866-2025 FSC-klagomål.docx
@@ -736,7 +736,7 @@
     <w:r>
       <w:tab/>
       <w:tab/>
-      <w:t>2026-06-02</w:t>
+      <w:t>2026-06-03</w:t>
       <w:br/>
       <w:br/>
     </w:r>

--- a/klagomål/A 56866-2025 FSC-klagomål.docx
+++ b/klagomål/A 56866-2025 FSC-klagomål.docx
@@ -736,7 +736,7 @@
     <w:r>
       <w:tab/>
       <w:tab/>
-      <w:t>2026-06-03</w:t>
+      <w:t>2026-06-04</w:t>
       <w:br/>
       <w:br/>
     </w:r>

--- a/klagomål/A 56866-2025 FSC-klagomål.docx
+++ b/klagomål/A 56866-2025 FSC-klagomål.docx
@@ -736,7 +736,7 @@
     <w:r>
       <w:tab/>
       <w:tab/>
-      <w:t>2026-06-04</w:t>
+      <w:t>2026-06-05</w:t>
       <w:br/>
       <w:br/>
     </w:r>

--- a/klagomål/A 56866-2025 FSC-klagomål.docx
+++ b/klagomål/A 56866-2025 FSC-klagomål.docx
@@ -736,7 +736,7 @@
     <w:r>
       <w:tab/>
       <w:tab/>
-      <w:t>2026-06-05</w:t>
+      <w:t>2026-06-06</w:t>
       <w:br/>
       <w:br/>
     </w:r>

--- a/klagomål/A 56866-2025 FSC-klagomål.docx
+++ b/klagomål/A 56866-2025 FSC-klagomål.docx
@@ -736,7 +736,7 @@
     <w:r>
       <w:tab/>
       <w:tab/>
-      <w:t>2026-06-06</w:t>
+      <w:t>2026-06-07</w:t>
       <w:br/>
       <w:br/>
     </w:r>

--- a/klagomål/A 56866-2025 FSC-klagomål.docx
+++ b/klagomål/A 56866-2025 FSC-klagomål.docx
@@ -736,7 +736,7 @@
     <w:r>
       <w:tab/>
       <w:tab/>
-      <w:t>2026-06-07</w:t>
+      <w:t>2026-06-08</w:t>
       <w:br/>
       <w:br/>
     </w:r>
